--- a/docs/case-study-hku.docx
+++ b/docs/case-study-hku.docx
@@ -20,7 +20,10 @@
     </w:p>
     <w:p>
       <w:r>
-        <w:t xml:space="preserve">*Xinrui Shao · case study · 2026*</w:t>
+        <w:rPr>
+          <w:i/>
+        </w:rPr>
+        <w:t xml:space="preserve">Xinrui Shao · case study · 2026</w:t>
       </w:r>
     </w:p>
     <w:p>
@@ -33,7 +36,16 @@
     </w:p>
     <w:p>
       <w:r>
-        <w:t xml:space="preserve">I directed *Demon*, a ~20-minute narrative short made with a text-to-video model: cold realism,</w:t>
+        <w:t xml:space="preserve">I directed </w:t>
+      </w:r>
+      <w:r>
+        <w:rPr>
+          <w:i/>
+        </w:rPr>
+        <w:t xml:space="preserve">Demon</w:t>
+      </w:r>
+      <w:r>
+        <w:t xml:space="preserve">, a ~20-minute narrative short made with a text-to-video model: cold realism,</w:t>
       </w:r>
     </w:p>
     <w:p>
@@ -217,7 +229,16 @@
     </w:p>
     <w:p>
       <w:r>
-        <w:t xml:space="preserve">costume change is a *variant* prompt that describes only what changed and says: copy the identity</w:t>
+        <w:t xml:space="preserve">costume change is a </w:t>
+      </w:r>
+      <w:r>
+        <w:rPr>
+          <w:i/>
+        </w:rPr>
+        <w:t xml:space="preserve">variant</w:t>
+      </w:r>
+      <w:r>
+        <w:t xml:space="preserve"> prompt that describes only what changed and says: copy the identity</w:t>
       </w:r>
     </w:p>
     <w:p>
@@ -243,7 +264,16 @@
         <w:t xml:space="preserve">Reverse locks as aesthetic discipline.</w:t>
       </w:r>
       <w:r>
-        <w:t xml:space="preserve"> Every prompt names what must *not* happen: no second light</w:t>
+        <w:t xml:space="preserve"> Every prompt names what must </w:t>
+      </w:r>
+      <w:r>
+        <w:rPr>
+          <w:i/>
+        </w:rPr>
+        <w:t xml:space="preserve">not</w:t>
+      </w:r>
+      <w:r>
+        <w:t xml:space="preserve"> happen: no second light</w:t>
       </w:r>
     </w:p>
     <w:p>
@@ -555,7 +585,16 @@
         <w:t xml:space="preserve">Links.</w:t>
       </w:r>
       <w:r>
-        <w:t xml:space="preserve"> Repository: `&lt;repo link&gt;` · 60-second walkthrough: `&lt;video link&gt;` · Film: *Demon* (2026)</w:t>
+        <w:t xml:space="preserve"> Repository: `&lt;repo link&gt;` · 60-second walkthrough: `&lt;video link&gt;` · Film: </w:t>
+      </w:r>
+      <w:r>
+        <w:rPr>
+          <w:i/>
+        </w:rPr>
+        <w:t xml:space="preserve">Demon</w:t>
+      </w:r>
+      <w:r>
+        <w:t xml:space="preserve"> (2026)</w:t>
       </w:r>
     </w:p>
     <w:sectPr>

--- a/docs/case-study-hku.docx
+++ b/docs/case-study-hku.docx
@@ -103,12 +103,16 @@
     </w:p>
     <w:p>
       <w:r>
-        <w:t xml:space="preserve">So the problem was not "how do I prompt better". It was: **how do I hold a world in place across</w:t>
-      </w:r>
-    </w:p>
-    <w:p>
-      <w:r>
-        <w:t xml:space="preserve">210 shots when the tool that makes the shots has no memory at all.** That is a production problem,</w:t>
+        <w:t xml:space="preserve">So the problem was not "how do I prompt better". It was: </w:t>
+      </w:r>
+      <w:r>
+        <w:rPr>
+          <w:b/>
+        </w:rPr>
+        <w:t xml:space="preserve">how do I hold a world in place across 210 shots when the tool that makes the shots has no memory at all.</w:t>
+      </w:r>
+      <w:r>
+        <w:t xml:space="preserve"> That is a production problem,</w:t>
       </w:r>
     </w:p>
     <w:p>

--- a/docs/case-study-hku.docx
+++ b/docs/case-study-hku.docx
@@ -389,7 +389,7 @@
         <w:t xml:space="preserve">15 entries</w:t>
       </w:r>
       <w:r>
-        <w:t xml:space="preserve">; prompt linter: 12 checks; verification: 25 checks.</w:t>
+        <w:t xml:space="preserve">; prompt linter: 12 checks; verification: 27 checks.</w:t>
       </w:r>
     </w:p>
     <w:p>

--- a/docs/case-study-hku.docx
+++ b/docs/case-study-hku.docx
@@ -1,6 +1,6 @@
 
 <file path=word/document.xml><?xml version="1.0" encoding="utf-8"?>
-<w:document xmlns:w="http://schemas.openxmlformats.org/wordprocessingml/2006/main">
+<w:document xmlns:w="http://schemas.openxmlformats.org/wordprocessingml/2006/main" xmlns:r="http://schemas.openxmlformats.org/officeDocument/2006/relationships" xmlns:wp="http://schemas.openxmlformats.org/drawingml/2006/wordprocessingDrawing" xmlns:a="http://schemas.openxmlformats.org/drawingml/2006/main" xmlns:pic="http://schemas.openxmlformats.org/drawingml/2006/picture">
   <w:body>
     <w:p>
       <w:pPr>
@@ -376,6 +376,16 @@
     <w:p>
       <w:r>
         <w:t xml:space="preserve">  views (19 spaces × N/E/S/W), 25 props — delivered as markdown and Word for the shoot.</w:t>
+      </w:r>
+    </w:p>
+    <w:p>
+      <w:r>
+        <w:t xml:space="preserve">![Figure 1 — the same shot before and after: 11 defects flagged with the fix written for me, then the</w:t>
+      </w:r>
+    </w:p>
+    <w:p>
+      <w:r>
+        <w:t xml:space="preserve">approved prompt clean.](figures/fig1-prompt-lint-before-after.png)</w:t>
       </w:r>
     </w:p>
     <w:p>

--- a/docs/case-study-hku.docx
+++ b/docs/case-study-hku.docx
@@ -380,12 +380,46 @@
     </w:p>
     <w:p>
       <w:r>
-        <w:t xml:space="preserve">![Figure 1 — the same shot before and after: 11 defects flagged with the fix written for me, then the</w:t>
-      </w:r>
-    </w:p>
-    <w:p>
-      <w:r>
-        <w:t xml:space="preserve">approved prompt clean.](figures/fig1-prompt-lint-before-after.png)</w:t>
+        <w:drawing>
+          <wp:inline distT="0" distB="0" distL="0" distR="0">
+            <wp:extent cx="5700000" cy="2818828"/>
+            <wp:docPr id="1" name="Figure1"/>
+            <wp:cNvGraphicFramePr/>
+            <a:graphic>
+              <a:graphicData uri="http://schemas.openxmlformats.org/drawingml/2006/picture">
+                <pic:pic>
+                  <pic:nvPicPr>
+                    <pic:cNvPr id="1" name="Figure1"/>
+                    <pic:cNvPicPr/>
+                  </pic:nvPicPr>
+                  <pic:blipFill>
+                    <a:blip r:embed="rIdImg1"/>
+                    <a:stretch>
+                      <a:fillRect/>
+                    </a:stretch>
+                  </pic:blipFill>
+                  <pic:spPr>
+                    <a:xfrm>
+                      <a:off x="0" y="0"/>
+                      <a:ext cx="5700000" cy="2818828"/>
+                    </a:xfrm>
+                    <a:prstGeom prst="rect">
+                      <a:avLst/>
+                    </a:prstGeom>
+                  </pic:spPr>
+                </pic:pic>
+              </a:graphicData>
+            </a:graphic>
+          </wp:inline>
+        </w:drawing>
+      </w:r>
+    </w:p>
+    <w:p>
+      <w:pPr>
+        <w:pStyle w:val="Quote"/>
+      </w:pPr>
+      <w:r>
+        <w:t xml:space="preserve">Figure 1 — the same shot before and after: 11 defects flagged with the fix written for me, then the approved prompt clean.</w:t>
       </w:r>
     </w:p>
     <w:p>
